--- a/public/templates/YAT-Deployment-Report-Template-Serverless.docx
+++ b/public/templates/YAT-Deployment-Report-Template-Serverless.docx
@@ -1634,7 +1634,7 @@
               <w:rPr>
                 <w:sz w:val="19"/>
               </w:rPr>
-              <w:t>Region parameterisation</w:t>
+              <w:t>Environment parameterisation</w:t>
             </w:r>
           </w:p>
         </w:tc>
@@ -1676,7 +1676,7 @@
                 <w:color w:val="6B6660"/>
                 <w:sz w:val="19"/>
               </w:rPr>
-              <w:t>[ lab stand-in vs production region ]</w:t>
+              <w:t>[ env values parameterised; the region is the deploy target, not a template parameter ]</w:t>
             </w:r>
           </w:p>
         </w:tc>
